--- a/india_monitor_data/rag/documents/Strike_Intelligence/Multimodal_Playbook.docx
+++ b/india_monitor_data/rag/documents/Strike_Intelligence/Multimodal_Playbook.docx
@@ -13,7 +13,7 @@
     </w:p>
     <w:p>
       <w:r>
-        <w:t>Report Generated: 2026-09-08 14:22:28</w:t>
+        <w:t>Report Generated: 2026-09-09 16:49:43</w:t>
       </w:r>
     </w:p>
     <w:p>
